--- a/2.Git_Fundamental/2. Git Fundamental.docx
+++ b/2.Git_Fundamental/2. Git Fundamental.docx
@@ -86,7 +86,7 @@
         <w:jc w:val="both"/>
       </w:pPr>
       <w:r>
-        <w:t xml:space="preserve">- Para criar um repositório utilizamos o comando: </w:t>
+        <w:t xml:space="preserve">- Para criar um repositório utilizamos o comando </w:t>
       </w:r>
       <w:proofErr w:type="spellStart"/>
       <w:r>
@@ -260,6 +260,242 @@
       <w:proofErr w:type="spellEnd"/>
       <w:r>
         <w:t xml:space="preserve"> em nossa máquina, sincronizar com o GitHub e enviar.</w:t>
+      </w:r>
+    </w:p>
+    <w:p>
+      <w:pPr>
+        <w:spacing w:after="0" w:line="360" w:lineRule="auto"/>
+        <w:jc w:val="both"/>
+      </w:pPr>
+    </w:p>
+    <w:p>
+      <w:pPr>
+        <w:spacing w:after="0" w:line="360" w:lineRule="auto"/>
+        <w:jc w:val="both"/>
+        <w:rPr>
+          <w:b/>
+          <w:bCs/>
+          <w:sz w:val="28"/>
+          <w:szCs w:val="28"/>
+        </w:rPr>
+      </w:pPr>
+      <w:r>
+        <w:rPr>
+          <w:b/>
+          <w:bCs/>
+          <w:sz w:val="28"/>
+          <w:szCs w:val="28"/>
+        </w:rPr>
+        <w:t>Verificando alterações</w:t>
+      </w:r>
+    </w:p>
+    <w:p>
+      <w:pPr>
+        <w:spacing w:after="0" w:line="360" w:lineRule="auto"/>
+        <w:jc w:val="both"/>
+      </w:pPr>
+      <w:r>
+        <w:t xml:space="preserve">- As mudanças do projeto podem ser </w:t>
+      </w:r>
+      <w:proofErr w:type="gramStart"/>
+      <w:r>
+        <w:t>verificados</w:t>
+      </w:r>
+      <w:proofErr w:type="gramEnd"/>
+      <w:r>
+        <w:t xml:space="preserve"> por </w:t>
+      </w:r>
+      <w:proofErr w:type="spellStart"/>
+      <w:r>
+        <w:t>git</w:t>
+      </w:r>
+      <w:proofErr w:type="spellEnd"/>
+      <w:r>
+        <w:t xml:space="preserve"> status;</w:t>
+      </w:r>
+    </w:p>
+    <w:p>
+      <w:pPr>
+        <w:spacing w:after="0" w:line="360" w:lineRule="auto"/>
+        <w:jc w:val="both"/>
+      </w:pPr>
+      <w:r>
+        <w:t>- Assim sertão mapeadas todas as alterações do projeto.</w:t>
+      </w:r>
+    </w:p>
+    <w:p>
+      <w:pPr>
+        <w:spacing w:after="0" w:line="360" w:lineRule="auto"/>
+        <w:jc w:val="both"/>
+      </w:pPr>
+    </w:p>
+    <w:p>
+      <w:pPr>
+        <w:spacing w:after="0" w:line="360" w:lineRule="auto"/>
+        <w:jc w:val="both"/>
+        <w:rPr>
+          <w:b/>
+          <w:bCs/>
+          <w:sz w:val="28"/>
+          <w:szCs w:val="28"/>
+        </w:rPr>
+      </w:pPr>
+      <w:r>
+        <w:rPr>
+          <w:b/>
+          <w:bCs/>
+          <w:sz w:val="28"/>
+          <w:szCs w:val="28"/>
+        </w:rPr>
+        <w:t>Adicionando arquivos ao projeto</w:t>
+      </w:r>
+    </w:p>
+    <w:p>
+      <w:pPr>
+        <w:spacing w:after="0" w:line="360" w:lineRule="auto"/>
+        <w:jc w:val="both"/>
+      </w:pPr>
+      <w:r>
+        <w:t xml:space="preserve">- Para adicionar arquivos novos a um projeto utilizamos </w:t>
+      </w:r>
+      <w:proofErr w:type="spellStart"/>
+      <w:r>
+        <w:t>git</w:t>
+      </w:r>
+      <w:proofErr w:type="spellEnd"/>
+      <w:r>
+        <w:t xml:space="preserve"> </w:t>
+      </w:r>
+      <w:proofErr w:type="spellStart"/>
+      <w:r>
+        <w:t>add</w:t>
+      </w:r>
+      <w:proofErr w:type="spellEnd"/>
+      <w:r>
+        <w:t xml:space="preserve"> (também </w:t>
+      </w:r>
+      <w:proofErr w:type="spellStart"/>
+      <w:r>
+        <w:t>git</w:t>
+      </w:r>
+      <w:proofErr w:type="spellEnd"/>
+      <w:r>
+        <w:t xml:space="preserve"> </w:t>
+      </w:r>
+      <w:proofErr w:type="spellStart"/>
+      <w:proofErr w:type="gramStart"/>
+      <w:r>
+        <w:t>add</w:t>
+      </w:r>
+      <w:proofErr w:type="spellEnd"/>
+      <w:r>
+        <w:t xml:space="preserve"> .</w:t>
+      </w:r>
+      <w:proofErr w:type="gramEnd"/>
+      <w:r>
+        <w:t>).</w:t>
+      </w:r>
+    </w:p>
+    <w:p>
+      <w:pPr>
+        <w:spacing w:after="0" w:line="360" w:lineRule="auto"/>
+        <w:jc w:val="both"/>
+      </w:pPr>
+    </w:p>
+    <w:p>
+      <w:pPr>
+        <w:spacing w:after="0" w:line="360" w:lineRule="auto"/>
+        <w:jc w:val="both"/>
+      </w:pPr>
+    </w:p>
+    <w:p>
+      <w:pPr>
+        <w:spacing w:after="0" w:line="360" w:lineRule="auto"/>
+        <w:jc w:val="both"/>
+        <w:rPr>
+          <w:b/>
+          <w:bCs/>
+          <w:sz w:val="28"/>
+          <w:szCs w:val="28"/>
+        </w:rPr>
+      </w:pPr>
+      <w:r>
+        <w:rPr>
+          <w:b/>
+          <w:bCs/>
+          <w:sz w:val="28"/>
+          <w:szCs w:val="28"/>
+        </w:rPr>
+        <w:lastRenderedPageBreak/>
+        <w:t>Salvando alterações</w:t>
+      </w:r>
+    </w:p>
+    <w:p>
+      <w:pPr>
+        <w:spacing w:after="0" w:line="360" w:lineRule="auto"/>
+        <w:jc w:val="both"/>
+      </w:pPr>
+      <w:r>
+        <w:t xml:space="preserve">- As alterações salvas do projeto são realizadas por </w:t>
+      </w:r>
+      <w:proofErr w:type="spellStart"/>
+      <w:r>
+        <w:t>git</w:t>
+      </w:r>
+      <w:proofErr w:type="spellEnd"/>
+      <w:r>
+        <w:t xml:space="preserve"> </w:t>
+      </w:r>
+      <w:proofErr w:type="spellStart"/>
+      <w:r>
+        <w:t>commit</w:t>
+      </w:r>
+      <w:proofErr w:type="spellEnd"/>
+      <w:r>
+        <w:t>;</w:t>
+      </w:r>
+    </w:p>
+    <w:p>
+      <w:pPr>
+        <w:spacing w:after="0" w:line="360" w:lineRule="auto"/>
+        <w:jc w:val="both"/>
+      </w:pPr>
+      <w:r>
+        <w:t xml:space="preserve">- Podemos </w:t>
+      </w:r>
+      <w:proofErr w:type="spellStart"/>
+      <w:r>
+        <w:t>commitar</w:t>
+      </w:r>
+      <w:proofErr w:type="spellEnd"/>
+      <w:r>
+        <w:t xml:space="preserve"> arquivos específicos ou vários de uma vez com a flag -a;</w:t>
+      </w:r>
+    </w:p>
+    <w:p>
+      <w:pPr>
+        <w:spacing w:after="0" w:line="360" w:lineRule="auto"/>
+        <w:jc w:val="both"/>
+      </w:pPr>
+      <w:r>
+        <w:t xml:space="preserve">- É uma boa prática enviar uma mensagem a cada </w:t>
+      </w:r>
+      <w:proofErr w:type="spellStart"/>
+      <w:r>
+        <w:t>commit</w:t>
+      </w:r>
+      <w:proofErr w:type="spellEnd"/>
+      <w:r>
+        <w:t>;</w:t>
+      </w:r>
+    </w:p>
+    <w:p>
+      <w:pPr>
+        <w:spacing w:after="0" w:line="360" w:lineRule="auto"/>
+        <w:jc w:val="both"/>
+      </w:pPr>
+      <w:r>
+        <w:t>- A mensagem pode ser adicionada com a flag -m.</w:t>
       </w:r>
     </w:p>
     <w:p>

--- a/2.Git_Fundamental/2. Git Fundamental.docx
+++ b/2.Git_Fundamental/2. Git Fundamental.docx
@@ -508,7 +508,65 @@
       <w:pPr>
         <w:spacing w:after="0" w:line="360" w:lineRule="auto"/>
         <w:jc w:val="both"/>
-      </w:pPr>
+        <w:rPr>
+          <w:b/>
+          <w:bCs/>
+          <w:sz w:val="28"/>
+          <w:szCs w:val="28"/>
+        </w:rPr>
+      </w:pPr>
+      <w:r>
+        <w:rPr>
+          <w:b/>
+          <w:bCs/>
+          <w:sz w:val="28"/>
+          <w:szCs w:val="28"/>
+        </w:rPr>
+        <w:t>Enviando código para o repositório</w:t>
+      </w:r>
+    </w:p>
+    <w:p>
+      <w:pPr>
+        <w:spacing w:after="0" w:line="360" w:lineRule="auto"/>
+        <w:jc w:val="both"/>
+      </w:pPr>
+      <w:r>
+        <w:t>- Quando finalizamos uma funcionalidade nova, enviamos o código ao repositório remoto, que é código-fonte;</w:t>
+      </w:r>
+    </w:p>
+    <w:p>
+      <w:pPr>
+        <w:spacing w:after="0" w:line="360" w:lineRule="auto"/>
+        <w:jc w:val="both"/>
+      </w:pPr>
+      <w:r>
+        <w:t xml:space="preserve">- Esta ação é feita pelo </w:t>
+      </w:r>
+      <w:proofErr w:type="spellStart"/>
+      <w:r>
+        <w:t>git</w:t>
+      </w:r>
+      <w:proofErr w:type="spellEnd"/>
+      <w:r>
+        <w:t xml:space="preserve"> </w:t>
+      </w:r>
+      <w:proofErr w:type="spellStart"/>
+      <w:r>
+        <w:t>push</w:t>
+      </w:r>
+      <w:proofErr w:type="spellEnd"/>
+      <w:r>
+        <w:t>;</w:t>
+      </w:r>
+    </w:p>
+    <w:p>
+      <w:pPr>
+        <w:spacing w:after="0" w:line="360" w:lineRule="auto"/>
+        <w:jc w:val="both"/>
+      </w:pPr>
+      <w:r>
+        <w:t>- Após esta ação o código do servidor será atualizado baseando-se no código local enviado.</w:t>
+      </w:r>
     </w:p>
     <w:sectPr>
       <w:pgSz w:w="11906" w:h="16838"/>
